--- a/业务方案 V1.2-进行中.docx
+++ b/业务方案 V1.2-进行中.docx
@@ -18,6 +18,11 @@
       </w:r>
       <w:bookmarkStart w:id="0" w:name="_GoBack"/>
       <w:bookmarkEnd w:id="0"/>
+    </w:p>
+    <w:p>
+      <w:r>
+        <w:t>2026年8月5号天气很好执行测试</w:t>
+      </w:r>
     </w:p>
     <w:sectPr>
       <w:pgSz w:w="11906" w:h="16838"/>
